--- a/paper/submission/submission-word/Title Page.docx
+++ b/paper/submission/submission-word/Title Page.docx
@@ -25,7 +25,7 @@
     </w:p>
     <w:p>
       <w:r>
-        <w:t>Provenance-Preserving Evidence-Gated Knowledge-Graph Augmentation for Auditable Entity-Relation Extraction</w:t>
+        <w:t>Provenance-Controlled Graph Augmentation for Auditable Entity-Relation Extraction</w:t>
       </w:r>
     </w:p>
     <w:p>
@@ -157,7 +157,7 @@
       </w:r>
     </w:p>
     <w:sectPr>
-      <w:pgSz w:w="12240" w:h="15840"/>
+      <w:pgSz w:w="11909" w:h="16834"/>
       <w:pgMar w:top="1152" w:right="1296" w:bottom="1152" w:left="1296" w:header="720" w:footer="720" w:gutter="0"/>
       <w:cols w:space="720"/>
       <w:docGrid w:linePitch="360"/>
@@ -529,6 +529,10 @@
     <w:name w:val="Normal"/>
     <w:qFormat/>
     <w:rsid w:val="00FC693F"/>
+    <w:pPr>
+      <w:widowControl/>
+      <w:spacing w:after="120" w:line="252" w:lineRule="auto"/>
+    </w:pPr>
     <w:rPr>
       <w:rFonts w:ascii="Times New Roman" w:hAnsi="Times New Roman"/>
       <w:sz w:val="22"/>
@@ -589,15 +593,15 @@
     <w:pPr>
       <w:keepNext/>
       <w:keepLines/>
-      <w:spacing w:before="480" w:after="0"/>
+      <w:spacing w:before="160" w:after="80"/>
       <w:outlineLvl w:val="0"/>
     </w:pPr>
     <w:rPr>
-      <w:rFonts w:asciiTheme="majorHAnsi" w:eastAsiaTheme="majorEastAsia" w:hAnsiTheme="majorHAnsi" w:cstheme="majorBidi"/>
+      <w:rFonts w:asciiTheme="majorHAnsi" w:eastAsiaTheme="majorEastAsia" w:hAnsiTheme="majorHAnsi" w:cstheme="majorBidi" w:ascii="Times New Roman" w:hAnsi="Times New Roman"/>
       <w:b/>
       <w:bCs/>
-      <w:color w:val="365F91" w:themeColor="accent1" w:themeShade="BF"/>
-      <w:sz w:val="28"/>
+      <w:color w:val="000000"/>
+      <w:sz w:val="24"/>
       <w:szCs w:val="28"/>
     </w:rPr>
   </w:style>
@@ -613,15 +617,15 @@
     <w:pPr>
       <w:keepNext/>
       <w:keepLines/>
-      <w:spacing w:before="200" w:after="0"/>
+      <w:spacing w:before="160" w:after="80"/>
       <w:outlineLvl w:val="1"/>
     </w:pPr>
     <w:rPr>
-      <w:rFonts w:asciiTheme="majorHAnsi" w:eastAsiaTheme="majorEastAsia" w:hAnsiTheme="majorHAnsi" w:cstheme="majorBidi"/>
+      <w:rFonts w:asciiTheme="majorHAnsi" w:eastAsiaTheme="majorEastAsia" w:hAnsiTheme="majorHAnsi" w:cstheme="majorBidi" w:ascii="Times New Roman" w:hAnsi="Times New Roman"/>
       <w:b/>
       <w:bCs/>
-      <w:color w:val="4F81BD" w:themeColor="accent1"/>
-      <w:sz w:val="26"/>
+      <w:color w:val="000000"/>
+      <w:sz w:val="24"/>
       <w:szCs w:val="26"/>
     </w:rPr>
   </w:style>

--- a/paper/submission/submission-word/Title Page.docx
+++ b/paper/submission/submission-word/Title Page.docx
@@ -25,7 +25,7 @@
     </w:p>
     <w:p>
       <w:r>
-        <w:t>Provenance-Controlled Graph Augmentation for Auditable Entity-Relation Extraction</w:t>
+        <w:t>Provenance-Controlled Graph Context Augmentation for Auditable Drug-Adverse Effect Relation Extraction</w:t>
       </w:r>
     </w:p>
     <w:p>
